--- a/docs/20260709_proposed_development_architecture_steps.docx
+++ b/docs/20260709_proposed_development_architecture_steps.docx
@@ -846,11 +846,17 @@
         <w:br/>
         <w:t xml:space="preserve">  ├── NetCDF loading / interpolation           ├── engine: SimulationEngine (shared kernel)</w:t>
         <w:br/>
+        <w:t xml:space="preserve">  │     ├── strategy cube materialized once</w:t>
+        <w:br/>
+        <w:t xml:space="preserve">  │     └── per-(SLR, method) interp cache</w:t>
+        <w:br/>
         <w:t xml:space="preserve">  ├── Stochastic event draw (Bernoulli + cap)  └── agents → CoastalNodePopulation → step()</w:t>
         <w:br/>
         <w:t xml:space="preserve">  ├── AgentState (wealth, income, risk_perception,</w:t>
         <w:br/>
         <w:t xml:space="preserve">  │              flood_timer, is_adapted, time_adapted)</w:t>
+        <w:br/>
+        <w:t xml:space="preserve">  ├── run(no_seq, n_jobs) — parallel Monte-Carlo sequences (bit-identical)</w:t>
         <w:br/>
         <w:t xml:space="preserve">  └── decision_rule: DecisionRule  ← pluggable</w:t>
         <w:br/>
@@ -1128,7 +1134,49 @@
           </w:tcPr>
           <w:p>
             <w:r>
-              <w:t>PRE.2</w:t>
+              <w:t xml:space="preserve">PRE.2 — </w:t>
+            </w:r>
+            <w:r>
+              <w:rPr>
+                <w:b/>
+              </w:rPr>
+              <w:t>CLOSED</w:t>
+            </w:r>
+            <w:r>
+              <w:t xml:space="preserve">: executed, </w:t>
+            </w:r>
+            <w:r>
+              <w:rPr>
+                <w:rFonts w:ascii="Consolas" w:hAnsi="Consolas"/>
+                <w:color w:val="A03030"/>
+                <w:sz w:val="18"/>
+              </w:rPr>
+              <w:t>gate_pass: True</w:t>
+            </w:r>
+            <w:r>
+              <w:t xml:space="preserve">; fixed a full-scale interpolation bottleneck (cube materialize-once + per-SLR cache + parallel </w:t>
+            </w:r>
+            <w:r>
+              <w:rPr>
+                <w:rFonts w:ascii="Consolas" w:hAnsi="Consolas"/>
+                <w:color w:val="A03030"/>
+                <w:sz w:val="18"/>
+              </w:rPr>
+              <w:t>n_jobs</w:t>
+            </w:r>
+            <w:r>
+              <w:t xml:space="preserve">, commit </w:t>
+            </w:r>
+            <w:r>
+              <w:rPr>
+                <w:rFonts w:ascii="Consolas" w:hAnsi="Consolas"/>
+                <w:color w:val="A03030"/>
+                <w:sz w:val="18"/>
+              </w:rPr>
+              <w:t>6f45d6f</w:t>
+            </w:r>
+            <w:r>
+              <w:t>)</w:t>
             </w:r>
           </w:p>
         </w:tc>
@@ -4706,10 +4754,32 @@
               <w:rPr>
                 <w:b/>
               </w:rPr>
-              <w:t>RUNNING</w:t>
-            </w:r>
-            <w:r>
-              <w:t xml:space="preserve"> — launched on the real 61,858 × 207 table (long-running, tracemalloc-profiled); report/metrics land in </w:t>
+              <w:t>DONE / PASS</w:t>
+            </w:r>
+            <w:r>
+              <w:t xml:space="preserve"> — executed on the real 61,858 × 207 table (57,976 agents); </w:t>
+            </w:r>
+            <w:r>
+              <w:rPr>
+                <w:rFonts w:ascii="Consolas" w:hAnsi="Consolas"/>
+                <w:color w:val="A03030"/>
+                <w:sz w:val="18"/>
+              </w:rPr>
+              <w:t>gate_pass: True</w:t>
+            </w:r>
+            <w:r>
+              <w:t xml:space="preserve"> (4b bit-parity + 4a subset parity). Surfaced + fixed a full-scale interpolation bottleneck (cube materialize-once + per-SLR cache; ×1.4 parallel </w:t>
+            </w:r>
+            <w:r>
+              <w:rPr>
+                <w:rFonts w:ascii="Consolas" w:hAnsi="Consolas"/>
+                <w:color w:val="A03030"/>
+                <w:sz w:val="18"/>
+              </w:rPr>
+              <w:t>n_jobs</w:t>
+            </w:r>
+            <w:r>
+              <w:t xml:space="preserve">); report/metrics in </w:t>
             </w:r>
             <w:r>
               <w:rPr>
@@ -4718,6 +4788,20 @@
                 <w:sz w:val="18"/>
               </w:rPr>
               <w:t>verification/real_table_gate/</w:t>
+            </w:r>
+            <w:r>
+              <w:t xml:space="preserve"> — see </w:t>
+            </w:r>
+            <w:r>
+              <w:rPr>
+                <w:rFonts w:ascii="Consolas" w:hAnsi="Consolas"/>
+                <w:color w:val="A03030"/>
+                <w:sz w:val="18"/>
+              </w:rPr>
+              <w:t>20260709_performed_tasks.md</w:t>
+            </w:r>
+            <w:r>
+              <w:t xml:space="preserve"> §6.1</w:t>
             </w:r>
           </w:p>
         </w:tc>
@@ -5805,7 +5889,38 @@
               <w:t>sahand-asgarpour/FloodAdapt-ABM</w:t>
             </w:r>
             <w:r>
-              <w:t xml:space="preserve">, one commit per task; 120 tests PASS; PRE.1 executed; PRE.2 launched/running; VER.1 battery + figures regenerated; pushed to </w:t>
+              <w:t xml:space="preserve">, one commit per task; 125 tests PASS; PRE.1 executed; </w:t>
+            </w:r>
+            <w:r>
+              <w:rPr>
+                <w:b/>
+              </w:rPr>
+              <w:t>PRE.2 executed → gate_pass: True</w:t>
+            </w:r>
+            <w:r>
+              <w:t xml:space="preserve"> on the real 61,858 × 207 table, after fixing a full-scale interpolation bottleneck (per-SLR cube cache + parallel </w:t>
+            </w:r>
+            <w:r>
+              <w:rPr>
+                <w:rFonts w:ascii="Consolas" w:hAnsi="Consolas"/>
+                <w:color w:val="A03030"/>
+                <w:sz w:val="18"/>
+              </w:rPr>
+              <w:t>n_jobs</w:t>
+            </w:r>
+            <w:r>
+              <w:t xml:space="preserve">, commit </w:t>
+            </w:r>
+            <w:r>
+              <w:rPr>
+                <w:rFonts w:ascii="Consolas" w:hAnsi="Consolas"/>
+                <w:color w:val="A03030"/>
+                <w:sz w:val="18"/>
+              </w:rPr>
+              <w:t>6f45d6f</w:t>
+            </w:r>
+            <w:r>
+              <w:t xml:space="preserve">); VER.1 battery + figures regenerated; pushed to </w:t>
             </w:r>
             <w:r>
               <w:rPr>
@@ -5827,7 +5942,7 @@
               <w:t>20260709_performed_tasks.md</w:t>
             </w:r>
             <w:r>
-              <w:t xml:space="preserve"> §6. Residual: PRE.2 metrics on completion; port the standalone V5 harness onto the engine API)</w:t>
+              <w:t xml:space="preserve"> §6 + §6.1. Residual: port the standalone V5 harness onto the engine API)</w:t>
             </w:r>
           </w:p>
         </w:tc>
